--- a/library/_deliverables/sccm-task-sequence-troubleshooting-status-messages/SCCMTS-Solution.docx
+++ b/library/_deliverables/sccm-task-sequence-troubleshooting-status-messages/SCCMTS-Solution.docx
@@ -91,7 +91,7 @@
         <w:rPr>
           <w:b/>
         </w:rPr>
-        <w:t>Phoenixtekk Workplace Marketplace · Infrastructure Solutions</w:t>
+        <w:t>White-label · Infrastructure Solutions</w:t>
       </w:r>
     </w:p>
     <w:p>
@@ -290,7 +290,7 @@
         <w:pStyle w:val="Heading2"/>
       </w:pPr>
       <w:r>
-        <w:t>The Phoenixtekk deployment model</w:t>
+        <w:t>The standard deployment model</w:t>
       </w:r>
     </w:p>
     <w:p>
@@ -1941,7 +1941,7 @@
         <w:pStyle w:val="Heading2"/>
       </w:pPr>
       <w:r>
-        <w:t>The standard Phoenixtekk deployment model</w:t>
+        <w:t>The standard deployment model</w:t>
       </w:r>
     </w:p>
     <w:p>
@@ -1953,7 +1953,7 @@
           <w:i/>
           <w:color w:val="2E86C1"/>
         </w:rPr>
-        <w:t>Assess the failing OSD → Configure access to status message queries and logs → Pilot the runbook on real failures → Validate the diagnoses and fixes → Expand it to the whole deployment team. Phoenixtekk pattern: Assess → Configure → Pilot → Validate → Expand.</w:t>
+        <w:t>Assess the failing OSD → Configure access to status message queries and logs → Pilot the runbook on real failures → Validate the diagnoses and fixes → Expand it to the whole deployment team. repeatable pattern: Assess → Configure → Pilot → Validate → Expand.</w:t>
       </w:r>
     </w:p>
     <w:p>
@@ -6051,7 +6051,7 @@
         <w:pStyle w:val="ListBullet"/>
       </w:pPr>
       <w:r>
-        <w:t xml:space="preserve">A repeatable process following the Phoenixtekk model: </w:t>
+        <w:t xml:space="preserve">A repeatable process following the repeatable model: </w:t>
       </w:r>
       <w:r>
         <w:rPr>
@@ -6117,7 +6117,7 @@
         <w:t>Purpose:</w:t>
       </w:r>
       <w:r>
-        <w:t xml:space="preserve"> Read-only triage inventory: lists task sequences and their deployments (Get-CM* cmdlets), the most recent per-device deployment states for a task sequence, and the task-sequence engine status messages (IDs 11123/11124/11127/11170/11171) from the SMS provider via CIM. This is Step 1-2 of the runbook — see where the failure is and pull the failing message. HOW TO RUN From a ConfigurationManager PowerShell session (site drive PS XYZ:\&gt;): .\SCCMTS-Discovery.ps1 -SiteCode ABC -SmsProvider cm01.contoso.com .\SCCMTS-Discovery.ps1 -SiteCode ABC -SmsProvider cm01.contoso.com -DeviceName PC123 -Hours 24 Requires the ConfigurationManager module (console) and RBAC read on TS/deployments/messages. EXPECTED RESULTS A list of task sequences + deployments, and (if -DeviceName given) the recent 11124/11170 failure messages for that device, newest first, with the exit/error code text. .NOTES Phoenixtekk Workplace Marketplace — Infrastructure Solutions. Read-only. #&gt; [CmdletBinding()] param( [Parameter(Mandatory)][string]$SiteCode, [Parameter(Mandatory)][string]$SmsProvider, [string]$DeviceName, [int]$Hours = 24 )</w:t>
+        <w:t xml:space="preserve"> Read-only triage inventory: lists task sequences and their deployments (Get-CM* cmdlets), the most recent per-device deployment states for a task sequence, and the task-sequence engine status messages (IDs 11123/11124/11127/11170/11171) from the SMS provider via CIM. This is Step 1-2 of the runbook — see where the failure is and pull the failing message. HOW TO RUN From a ConfigurationManager PowerShell session (site drive PS XYZ:\&gt;): .\SCCMTS-Discovery.ps1 -SiteCode ABC -SmsProvider cm01.contoso.com .\SCCMTS-Discovery.ps1 -SiteCode ABC -SmsProvider cm01.contoso.com -DeviceName PC123 -Hours 24 Requires the ConfigurationManager module (console) and RBAC read on TS/deployments/messages. EXPECTED RESULTS A list of task sequences + deployments, and (if -DeviceName given) the recent 11124/11170 failure messages for that device, newest first, with the exit/error code text. .NOTES White-label — Infrastructure Solutions. Read-only. #&gt; [CmdletBinding()] param( [Parameter(Mandatory)][string]$SiteCode, [Parameter(Mandatory)][string]$SmsProvider, [string]$DeviceName, [int]$Hours = 24 )</w:t>
       </w:r>
     </w:p>
     <w:p>
@@ -6128,7 +6128,7 @@
         <w:t>How to run:</w:t>
       </w:r>
       <w:r>
-        <w:t xml:space="preserve"> From a ConfigurationManager PowerShell session (site drive PS XYZ:\&gt;): .\SCCMTS-Discovery.ps1 -SiteCode ABC -SmsProvider cm01.contoso.com .\SCCMTS-Discovery.ps1 -SiteCode ABC -SmsProvider cm01.contoso.com -DeviceName PC123 -Hours 24 Requires the ConfigurationManager module (console) and RBAC read on TS/deployments/messages. EXPECTED RESULTS A list of task sequences + deployments, and (if -DeviceName given) the recent 11124/11170 failure messages for that device, newest first, with the exit/error code text. .NOTES Phoenixtekk Workplace Marketplace — Infrastructure Solutions. Read-only. #&gt; [CmdletBinding()] param( [Parameter(Mandatory)][string]$SiteCode, [Parameter(Mandatory)][string]$SmsProvider, [string]$DeviceName, [int]$Hours = 24 )</w:t>
+        <w:t xml:space="preserve"> From a ConfigurationManager PowerShell session (site drive PS XYZ:\&gt;): .\SCCMTS-Discovery.ps1 -SiteCode ABC -SmsProvider cm01.contoso.com .\SCCMTS-Discovery.ps1 -SiteCode ABC -SmsProvider cm01.contoso.com -DeviceName PC123 -Hours 24 Requires the ConfigurationManager module (console) and RBAC read on TS/deployments/messages. EXPECTED RESULTS A list of task sequences + deployments, and (if -DeviceName given) the recent 11124/11170 failure messages for that device, newest first, with the exit/error code text. .NOTES White-label — Infrastructure Solutions. Read-only. #&gt; [CmdletBinding()] param( [Parameter(Mandatory)][string]$SiteCode, [Parameter(Mandatory)][string]$SmsProvider, [string]$DeviceName, [int]$Hours = 24 )</w:t>
       </w:r>
     </w:p>
     <w:p>
@@ -6147,7 +6147,7 @@
         <w:t>Purpose:</w:t>
       </w:r>
       <w:r>
-        <w:t xml:space="preserve"> After a fix (runbook Step 6), help the device re-evaluate cleanly: - Retry: trigger a machine policy retrieval + evaluation cycle on the target device so the re-deployed task sequence is re-offered (via CIM SMS Client SDK / trigger schedule). - Clear ccmcache: remove stale/corrupt cached content so corrected content re-downloads. This script is SAFE BY DEFAULT: with -WhatIf (the default) it only prints what it would do. Re-run with -WhatIf:$false to actually perform the actions. HOW TO RUN Preview (default, no changes): .\SCCMTS-Remediation.ps1 -DeviceName PC123 -Retry .\SCCMTS-Remediation.ps1 -DeviceName PC123 -ClearCache Execute: .\SCCMTS-Remediation.ps1 -DeviceName PC123 -Retry -ClearCache -WhatIf:$false Requires remote CIM/WMI access to the target client (admin rights). EXPECTED RESULTS With -WhatIf: a list of the exact actions. Without: policy cycles triggered and/or ccmcache cleared; then re-run SCCMTS-Validation.ps1 after a policy cycle to confirm 11127 / exit 0. .NOTES Phoenixtekk Workplace Marketplace — Infrastructure Solutions. Changes are gated behind -WhatIf. #&gt; [CmdletBinding(SupportsShouldProcess, ConfirmImpact = 'High')] param( [Parameter(Mandatory)][string]$DeviceName, [switch]$Retry, [switch]$ClearCache )</w:t>
+        <w:t xml:space="preserve"> After a fix (runbook Step 6), help the device re-evaluate cleanly: - Retry: trigger a machine policy retrieval + evaluation cycle on the target device so the re-deployed task sequence is re-offered (via CIM SMS Client SDK / trigger schedule). - Clear ccmcache: remove stale/corrupt cached content so corrected content re-downloads. This script is SAFE BY DEFAULT: with -WhatIf (the default) it only prints what it would do. Re-run with -WhatIf:$false to actually perform the actions. HOW TO RUN Preview (default, no changes): .\SCCMTS-Remediation.ps1 -DeviceName PC123 -Retry .\SCCMTS-Remediation.ps1 -DeviceName PC123 -ClearCache Execute: .\SCCMTS-Remediation.ps1 -DeviceName PC123 -Retry -ClearCache -WhatIf:$false Requires remote CIM/WMI access to the target client (admin rights). EXPECTED RESULTS With -WhatIf: a list of the exact actions. Without: policy cycles triggered and/or ccmcache cleared; then re-run SCCMTS-Validation.ps1 after a policy cycle to confirm 11127 / exit 0. .NOTES White-label — Infrastructure Solutions. Changes are gated behind -WhatIf. #&gt; [CmdletBinding(SupportsShouldProcess, ConfirmImpact = 'High')] param( [Parameter(Mandatory)][string]$DeviceName, [switch]$Retry, [switch]$ClearCache )</w:t>
       </w:r>
     </w:p>
     <w:p>
@@ -6158,7 +6158,7 @@
         <w:t>How to run:</w:t>
       </w:r>
       <w:r>
-        <w:t xml:space="preserve"> Preview (default, no changes): .\SCCMTS-Remediation.ps1 -DeviceName PC123 -Retry .\SCCMTS-Remediation.ps1 -DeviceName PC123 -ClearCache Execute: .\SCCMTS-Remediation.ps1 -DeviceName PC123 -Retry -ClearCache -WhatIf:$false Requires remote CIM/WMI access to the target client (admin rights). EXPECTED RESULTS With -WhatIf: a list of the exact actions. Without: policy cycles triggered and/or ccmcache cleared; then re-run SCCMTS-Validation.ps1 after a policy cycle to confirm 11127 / exit 0. .NOTES Phoenixtekk Workplace Marketplace — Infrastructure Solutions. Changes are gated behind -WhatIf. #&gt; [CmdletBinding(SupportsShouldProcess, ConfirmImpact = 'High')] param( [Parameter(Mandatory)][string]$DeviceName, [switch]$Retry, [switch]$ClearCache )</w:t>
+        <w:t xml:space="preserve"> Preview (default, no changes): .\SCCMTS-Remediation.ps1 -DeviceName PC123 -Retry .\SCCMTS-Remediation.ps1 -DeviceName PC123 -ClearCache Execute: .\SCCMTS-Remediation.ps1 -DeviceName PC123 -Retry -ClearCache -WhatIf:$false Requires remote CIM/WMI access to the target client (admin rights). EXPECTED RESULTS With -WhatIf: a list of the exact actions. Without: policy cycles triggered and/or ccmcache cleared; then re-run SCCMTS-Validation.ps1 after a policy cycle to confirm 11127 / exit 0. .NOTES White-label — Infrastructure Solutions. Changes are gated behind -WhatIf. #&gt; [CmdletBinding(SupportsShouldProcess, ConfirmImpact = 'High')] param( [Parameter(Mandatory)][string]$DeviceName, [switch]$Retry, [switch]$ClearCache )</w:t>
       </w:r>
     </w:p>
     <w:p>
@@ -6177,7 +6177,7 @@
         <w:t>Purpose:</w:t>
       </w:r>
       <w:r>
-        <w:t xml:space="preserve"> Read-only reporting: pulls task-sequence failure status messages (IDs 11124/11170) for a collection or the whole site over a window, extracts the exit/error code from each message, and prints a breakdown by exit code plus the affected devices. This is the fleet view of the runbook — which failures are common and which exit codes to chase first. HOW TO RUN From a ConfigurationManager PowerShell session: .\SCCMTS-Report.ps1 -SiteCode ABC -SmsProvider cm01.contoso.com -Days 7 .\SCCMTS-Report.ps1 -SiteCode ABC -SmsProvider cm01.contoso.com -Days 7 -CsvPath C:\Temp\ts.csv Requires the ConfigurationManager module and RBAC read on status messages. EXPECTED RESULTS A count of failures, a table grouped by exit code (with the likely class), a per-device list, and an optional CSV export. Read-only against the SMS provider. .NOTES Phoenixtekk Workplace Marketplace — Infrastructure Solutions. Read-only. #&gt; [CmdletBinding()] param( [Parameter(Mandatory)][string]$SiteCode, [Parameter(Mandatory)][string]$SmsProvider, [int]$Days = 7, [string]$CollectionID, [string]$CsvPath )</w:t>
+        <w:t xml:space="preserve"> Read-only reporting: pulls task-sequence failure status messages (IDs 11124/11170) for a collection or the whole site over a window, extracts the exit/error code from each message, and prints a breakdown by exit code plus the affected devices. This is the fleet view of the runbook — which failures are common and which exit codes to chase first. HOW TO RUN From a ConfigurationManager PowerShell session: .\SCCMTS-Report.ps1 -SiteCode ABC -SmsProvider cm01.contoso.com -Days 7 .\SCCMTS-Report.ps1 -SiteCode ABC -SmsProvider cm01.contoso.com -Days 7 -CsvPath C:\Temp\ts.csv Requires the ConfigurationManager module and RBAC read on status messages. EXPECTED RESULTS A count of failures, a table grouped by exit code (with the likely class), a per-device list, and an optional CSV export. Read-only against the SMS provider. .NOTES White-label — Infrastructure Solutions. Read-only. #&gt; [CmdletBinding()] param( [Parameter(Mandatory)][string]$SiteCode, [Parameter(Mandatory)][string]$SmsProvider, [int]$Days = 7, [string]$CollectionID, [string]$CsvPath )</w:t>
       </w:r>
     </w:p>
     <w:p>
@@ -6188,7 +6188,7 @@
         <w:t>How to run:</w:t>
       </w:r>
       <w:r>
-        <w:t xml:space="preserve"> From a ConfigurationManager PowerShell session: .\SCCMTS-Report.ps1 -SiteCode ABC -SmsProvider cm01.contoso.com -Days 7 .\SCCMTS-Report.ps1 -SiteCode ABC -SmsProvider cm01.contoso.com -Days 7 -CsvPath C:\Temp\ts.csv Requires the ConfigurationManager module and RBAC read on status messages. EXPECTED RESULTS A count of failures, a table grouped by exit code (with the likely class), a per-device list, and an optional CSV export. Read-only against the SMS provider. .NOTES Phoenixtekk Workplace Marketplace — Infrastructure Solutions. Read-only. #&gt; [CmdletBinding()] param( [Parameter(Mandatory)][string]$SiteCode, [Parameter(Mandatory)][string]$SmsProvider, [int]$Days = 7, [string]$CollectionID, [string]$CsvPath )</w:t>
+        <w:t xml:space="preserve"> From a ConfigurationManager PowerShell session: .\SCCMTS-Report.ps1 -SiteCode ABC -SmsProvider cm01.contoso.com -Days 7 .\SCCMTS-Report.ps1 -SiteCode ABC -SmsProvider cm01.contoso.com -Days 7 -CsvPath C:\Temp\ts.csv Requires the ConfigurationManager module and RBAC read on status messages. EXPECTED RESULTS A count of failures, a table grouped by exit code (with the likely class), a per-device list, and an optional CSV export. Read-only against the SMS provider. .NOTES White-label — Infrastructure Solutions. Read-only. #&gt; [CmdletBinding()] param( [Parameter(Mandatory)][string]$SiteCode, [Parameter(Mandatory)][string]$SmsProvider, [int]$Days = 7, [string]$CollectionID, [string]$CsvPath )</w:t>
       </w:r>
     </w:p>
     <w:p>
@@ -6207,7 +6207,7 @@
         <w:t>Purpose:</w:t>
       </w:r>
       <w:r>
-        <w:t xml:space="preserve"> Prepare a small, controlled scope to pilot the troubleshooting runbook on real failures without touching production breadth: - Ensure a pilot device collection exists (create it if missing). - Add the specific failing device(s) to that pilot collection. Use it so re-runs and remediation stay confined to the piloted devices (runbook Steps 9-10). SAFE BY DEFAULT: -WhatIf is on unless you pass -WhatIf:$false. HOW TO RUN From a ConfigurationManager PowerShell session (site drive PS XYZ:\&gt;): Preview:  .\SCCMTS-Set-ScopeTargeting.ps1 -SiteCode ABC -SmsProvider cm01.contoso.com ` -CollectionName "OSD - Runbook - Pilot" -DeviceName PC123 Execute:  add -WhatIf:$false Requires the ConfigurationManager module and RBAC rights to create/modify collections. EXPECTED RESULTS With -WhatIf: the collection and membership changes it would make. Without: the pilot collection exists and the named device(s) are direct members, ready to pilot the runbook. .NOTES Phoenixtekk Workplace Marketplace — Infrastructure Solutions. Changes are gated behind -WhatIf. #&gt; [CmdletBinding(SupportsShouldProcess, ConfirmImpact = 'Medium')] param( [Parameter(Mandatory)][string]$SiteCode, [Parameter(Mandatory)][string]$SmsProvider, [Parameter(Mandatory)][string]$CollectionName, [string[]]$DeviceName, [string]$LimitingCollectionName = 'All Systems' )</w:t>
+        <w:t xml:space="preserve"> Prepare a small, controlled scope to pilot the troubleshooting runbook on real failures without touching production breadth: - Ensure a pilot device collection exists (create it if missing). - Add the specific failing device(s) to that pilot collection. Use it so re-runs and remediation stay confined to the piloted devices (runbook Steps 9-10). SAFE BY DEFAULT: -WhatIf is on unless you pass -WhatIf:$false. HOW TO RUN From a ConfigurationManager PowerShell session (site drive PS XYZ:\&gt;): Preview:  .\SCCMTS-Set-ScopeTargeting.ps1 -SiteCode ABC -SmsProvider cm01.contoso.com ` -CollectionName "OSD - Runbook - Pilot" -DeviceName PC123 Execute:  add -WhatIf:$false Requires the ConfigurationManager module and RBAC rights to create/modify collections. EXPECTED RESULTS With -WhatIf: the collection and membership changes it would make. Without: the pilot collection exists and the named device(s) are direct members, ready to pilot the runbook. .NOTES White-label — Infrastructure Solutions. Changes are gated behind -WhatIf. #&gt; [CmdletBinding(SupportsShouldProcess, ConfirmImpact = 'Medium')] param( [Parameter(Mandatory)][string]$SiteCode, [Parameter(Mandatory)][string]$SmsProvider, [Parameter(Mandatory)][string]$CollectionName, [string[]]$DeviceName, [string]$LimitingCollectionName = 'All Systems' )</w:t>
       </w:r>
     </w:p>
     <w:p>
@@ -6218,7 +6218,7 @@
         <w:t>How to run:</w:t>
       </w:r>
       <w:r>
-        <w:t xml:space="preserve"> From a ConfigurationManager PowerShell session (site drive PS XYZ:\&gt;): Preview:  .\SCCMTS-Set-ScopeTargeting.ps1 -SiteCode ABC -SmsProvider cm01.contoso.com ` -CollectionName "OSD - Runbook - Pilot" -DeviceName PC123 Execute:  add -WhatIf:$false Requires the ConfigurationManager module and RBAC rights to create/modify collections. EXPECTED RESULTS With -WhatIf: the collection and membership changes it would make. Without: the pilot collection exists and the named device(s) are direct members, ready to pilot the runbook. .NOTES Phoenixtekk Workplace Marketplace — Infrastructure Solutions. Changes are gated behind -WhatIf. #&gt; [CmdletBinding(SupportsShouldProcess, ConfirmImpact = 'Medium')] param( [Parameter(Mandatory)][string]$SiteCode, [Parameter(Mandatory)][string]$SmsProvider, [Parameter(Mandatory)][string]$CollectionName, [string[]]$DeviceName, [string]$LimitingCollectionName = 'All Systems' )</w:t>
+        <w:t xml:space="preserve"> From a ConfigurationManager PowerShell session (site drive PS XYZ:\&gt;): Preview:  .\SCCMTS-Set-ScopeTargeting.ps1 -SiteCode ABC -SmsProvider cm01.contoso.com ` -CollectionName "OSD - Runbook - Pilot" -DeviceName PC123 Execute:  add -WhatIf:$false Requires the ConfigurationManager module and RBAC rights to create/modify collections. EXPECTED RESULTS With -WhatIf: the collection and membership changes it would make. Without: the pilot collection exists and the named device(s) are direct members, ready to pilot the runbook. .NOTES White-label — Infrastructure Solutions. Changes are gated behind -WhatIf. #&gt; [CmdletBinding(SupportsShouldProcess, ConfirmImpact = 'Medium')] param( [Parameter(Mandatory)][string]$SiteCode, [Parameter(Mandatory)][string]$SmsProvider, [Parameter(Mandatory)][string]$CollectionName, [string[]]$DeviceName, [string]$LimitingCollectionName = 'All Systems' )</w:t>
       </w:r>
     </w:p>
     <w:p>
@@ -6237,7 +6237,7 @@
         <w:t>Purpose:</w:t>
       </w:r>
       <w:r>
-        <w:t xml:space="preserve"> Read-only check of where a task-sequence deployment currently stands. For a device it reports the last deployment/execution status; for a collection it summarizes Success / In Progress / Error / Failed counts. Use after a fix + re-run to confirm success (status 11127 / exit 0). HOW TO RUN From a ConfigurationManager PowerShell session (site drive PS XYZ:\&gt;): .\SCCMTS-Validation.ps1 -SiteCode ABC -SmsProvider cm01.contoso.com -DeviceName PC123 .\SCCMTS-Validation.ps1 -SiteCode ABC -SmsProvider cm01.contoso.com -CollectionName "OSD - Pilot" Requires the ConfigurationManager module and RBAC read on deployments/status messages. EXPECTED RESULTS "DEPLOYMENT SUCCEEDED" (exit 0) when the device's latest result is success (11127), or a collection status breakdown; "NOT SUCCEEDED" (exit 1) if a failure is still present. .NOTES Phoenixtekk Workplace Marketplace — Infrastructure Solutions. Read-only. #&gt; [CmdletBinding()] param( [Parameter(Mandatory)][string]$SiteCode, [Parameter(Mandatory)][string]$SmsProvider, [string]$DeviceName, [string]$CollectionName )</w:t>
+        <w:t xml:space="preserve"> Read-only check of where a task-sequence deployment currently stands. For a device it reports the last deployment/execution status; for a collection it summarizes Success / In Progress / Error / Failed counts. Use after a fix + re-run to confirm success (status 11127 / exit 0). HOW TO RUN From a ConfigurationManager PowerShell session (site drive PS XYZ:\&gt;): .\SCCMTS-Validation.ps1 -SiteCode ABC -SmsProvider cm01.contoso.com -DeviceName PC123 .\SCCMTS-Validation.ps1 -SiteCode ABC -SmsProvider cm01.contoso.com -CollectionName "OSD - Pilot" Requires the ConfigurationManager module and RBAC read on deployments/status messages. EXPECTED RESULTS "DEPLOYMENT SUCCEEDED" (exit 0) when the device's latest result is success (11127), or a collection status breakdown; "NOT SUCCEEDED" (exit 1) if a failure is still present. .NOTES White-label — Infrastructure Solutions. Read-only. #&gt; [CmdletBinding()] param( [Parameter(Mandatory)][string]$SiteCode, [Parameter(Mandatory)][string]$SmsProvider, [string]$DeviceName, [string]$CollectionName )</w:t>
       </w:r>
     </w:p>
     <w:p>
@@ -6248,7 +6248,7 @@
         <w:t>How to run:</w:t>
       </w:r>
       <w:r>
-        <w:t xml:space="preserve"> From a ConfigurationManager PowerShell session (site drive PS XYZ:\&gt;): .\SCCMTS-Validation.ps1 -SiteCode ABC -SmsProvider cm01.contoso.com -DeviceName PC123 .\SCCMTS-Validation.ps1 -SiteCode ABC -SmsProvider cm01.contoso.com -CollectionName "OSD - Pilot" Requires the ConfigurationManager module and RBAC read on deployments/status messages. EXPECTED RESULTS "DEPLOYMENT SUCCEEDED" (exit 0) when the device's latest result is success (11127), or a collection status breakdown; "NOT SUCCEEDED" (exit 1) if a failure is still present. .NOTES Phoenixtekk Workplace Marketplace — Infrastructure Solutions. Read-only. #&gt; [CmdletBinding()] param( [Parameter(Mandatory)][string]$SiteCode, [Parameter(Mandatory)][string]$SmsProvider, [string]$DeviceName, [string]$CollectionName )</w:t>
+        <w:t xml:space="preserve"> From a ConfigurationManager PowerShell session (site drive PS XYZ:\&gt;): .\SCCMTS-Validation.ps1 -SiteCode ABC -SmsProvider cm01.contoso.com -DeviceName PC123 .\SCCMTS-Validation.ps1 -SiteCode ABC -SmsProvider cm01.contoso.com -CollectionName "OSD - Pilot" Requires the ConfigurationManager module and RBAC read on deployments/status messages. EXPECTED RESULTS "DEPLOYMENT SUCCEEDED" (exit 0) when the device's latest result is success (11127), or a collection status breakdown; "NOT SUCCEEDED" (exit 1) if a failure is still present. .NOTES White-label — Infrastructure Solutions. Read-only. #&gt; [CmdletBinding()] param( [Parameter(Mandatory)][string]$SiteCode, [Parameter(Mandatory)][string]$SmsProvider, [string]$DeviceName, [string]$CollectionName )</w:t>
       </w:r>
     </w:p>
     <w:sectPr>
